--- a/tillsyn/A 59481-2025 tillsynsbegäran.docx
+++ b/tillsyn/A 59481-2025 tillsynsbegäran.docx
@@ -1805,7 +1805,7 @@
     <w:r>
       <w:tab/>
       <w:tab/>
-      <w:t>2026-09-14</w:t>
+      <w:t>2026-09-15</w:t>
       <w:br/>
       <w:br/>
     </w:r>

--- a/tillsyn/A 59481-2025 tillsynsbegäran.docx
+++ b/tillsyn/A 59481-2025 tillsynsbegäran.docx
@@ -1805,7 +1805,7 @@
     <w:r>
       <w:tab/>
       <w:tab/>
-      <w:t>2026-09-15</w:t>
+      <w:t>2026-09-16</w:t>
       <w:br/>
       <w:br/>
     </w:r>

--- a/tillsyn/A 59481-2025 tillsynsbegäran.docx
+++ b/tillsyn/A 59481-2025 tillsynsbegäran.docx
@@ -1805,7 +1805,7 @@
     <w:r>
       <w:tab/>
       <w:tab/>
-      <w:t>2026-09-16</w:t>
+      <w:t>2026-09-17</w:t>
       <w:br/>
       <w:br/>
     </w:r>

--- a/tillsyn/A 59481-2025 tillsynsbegäran.docx
+++ b/tillsyn/A 59481-2025 tillsynsbegäran.docx
@@ -1805,7 +1805,7 @@
     <w:r>
       <w:tab/>
       <w:tab/>
-      <w:t>2026-09-17</w:t>
+      <w:t>2026-09-18</w:t>
       <w:br/>
       <w:br/>
     </w:r>

--- a/tillsyn/A 59481-2025 tillsynsbegäran.docx
+++ b/tillsyn/A 59481-2025 tillsynsbegäran.docx
@@ -1805,7 +1805,7 @@
     <w:r>
       <w:tab/>
       <w:tab/>
-      <w:t>2026-09-18</w:t>
+      <w:t>2026-09-19</w:t>
       <w:br/>
       <w:br/>
     </w:r>

--- a/tillsyn/A 59481-2025 tillsynsbegäran.docx
+++ b/tillsyn/A 59481-2025 tillsynsbegäran.docx
@@ -1805,7 +1805,7 @@
     <w:r>
       <w:tab/>
       <w:tab/>
-      <w:t>2026-09-19</w:t>
+      <w:t>2026-09-21</w:t>
       <w:br/>
       <w:br/>
     </w:r>

--- a/tillsyn/A 59481-2025 tillsynsbegäran.docx
+++ b/tillsyn/A 59481-2025 tillsynsbegäran.docx
@@ -1805,7 +1805,7 @@
     <w:r>
       <w:tab/>
       <w:tab/>
-      <w:t>2026-09-21</w:t>
+      <w:t>2026-09-23</w:t>
       <w:br/>
       <w:br/>
     </w:r>

--- a/tillsyn/A 59481-2025 tillsynsbegäran.docx
+++ b/tillsyn/A 59481-2025 tillsynsbegäran.docx
@@ -1805,7 +1805,7 @@
     <w:r>
       <w:tab/>
       <w:tab/>
-      <w:t>2026-09-23</w:t>
+      <w:t>2026-09-24</w:t>
       <w:br/>
       <w:br/>
     </w:r>

--- a/tillsyn/A 59481-2025 tillsynsbegäran.docx
+++ b/tillsyn/A 59481-2025 tillsynsbegäran.docx
@@ -1805,7 +1805,7 @@
     <w:r>
       <w:tab/>
       <w:tab/>
-      <w:t>2026-09-24</w:t>
+      <w:t>2026-09-25</w:t>
       <w:br/>
       <w:br/>
     </w:r>

--- a/tillsyn/A 59481-2025 tillsynsbegäran.docx
+++ b/tillsyn/A 59481-2025 tillsynsbegäran.docx
@@ -1805,7 +1805,7 @@
     <w:r>
       <w:tab/>
       <w:tab/>
-      <w:t>2026-09-25</w:t>
+      <w:t>2026-09-26</w:t>
       <w:br/>
       <w:br/>
     </w:r>

--- a/tillsyn/A 59481-2025 tillsynsbegäran.docx
+++ b/tillsyn/A 59481-2025 tillsynsbegäran.docx
@@ -1805,7 +1805,7 @@
     <w:r>
       <w:tab/>
       <w:tab/>
-      <w:t>2026-09-26</w:t>
+      <w:t>2026-09-27</w:t>
       <w:br/>
       <w:br/>
     </w:r>

--- a/tillsyn/A 59481-2025 tillsynsbegäran.docx
+++ b/tillsyn/A 59481-2025 tillsynsbegäran.docx
@@ -1805,7 +1805,7 @@
     <w:r>
       <w:tab/>
       <w:tab/>
-      <w:t>2026-09-27</w:t>
+      <w:t>2026-09-28</w:t>
       <w:br/>
       <w:br/>
     </w:r>

--- a/tillsyn/A 59481-2025 tillsynsbegäran.docx
+++ b/tillsyn/A 59481-2025 tillsynsbegäran.docx
@@ -1805,7 +1805,7 @@
     <w:r>
       <w:tab/>
       <w:tab/>
-      <w:t>2026-09-28</w:t>
+      <w:t>2026-09-29</w:t>
       <w:br/>
       <w:br/>
     </w:r>

--- a/tillsyn/A 59481-2025 tillsynsbegäran.docx
+++ b/tillsyn/A 59481-2025 tillsynsbegäran.docx
@@ -1805,7 +1805,7 @@
     <w:r>
       <w:tab/>
       <w:tab/>
-      <w:t>2026-09-29</w:t>
+      <w:t>2026-09-30</w:t>
       <w:br/>
       <w:br/>
     </w:r>

--- a/tillsyn/A 59481-2025 tillsynsbegäran.docx
+++ b/tillsyn/A 59481-2025 tillsynsbegäran.docx
@@ -1805,7 +1805,7 @@
     <w:r>
       <w:tab/>
       <w:tab/>
-      <w:t>2026-09-30</w:t>
+      <w:t>2026-10-01</w:t>
       <w:br/>
       <w:br/>
     </w:r>

--- a/tillsyn/A 59481-2025 tillsynsbegäran.docx
+++ b/tillsyn/A 59481-2025 tillsynsbegäran.docx
@@ -1805,7 +1805,7 @@
     <w:r>
       <w:tab/>
       <w:tab/>
-      <w:t>2026-10-01</w:t>
+      <w:t>2026-10-02</w:t>
       <w:br/>
       <w:br/>
     </w:r>

--- a/tillsyn/A 59481-2025 tillsynsbegäran.docx
+++ b/tillsyn/A 59481-2025 tillsynsbegäran.docx
@@ -1805,7 +1805,7 @@
     <w:r>
       <w:tab/>
       <w:tab/>
-      <w:t>2026-10-02</w:t>
+      <w:t>2026-10-03</w:t>
       <w:br/>
       <w:br/>
     </w:r>

--- a/tillsyn/A 59481-2025 tillsynsbegäran.docx
+++ b/tillsyn/A 59481-2025 tillsynsbegäran.docx
@@ -1805,7 +1805,7 @@
     <w:r>
       <w:tab/>
       <w:tab/>
-      <w:t>2026-10-03</w:t>
+      <w:t>2026-10-04</w:t>
       <w:br/>
       <w:br/>
     </w:r>

--- a/tillsyn/A 59481-2025 tillsynsbegäran.docx
+++ b/tillsyn/A 59481-2025 tillsynsbegäran.docx
@@ -1805,7 +1805,7 @@
     <w:r>
       <w:tab/>
       <w:tab/>
-      <w:t>2026-10-04</w:t>
+      <w:t>2026-10-05</w:t>
       <w:br/>
       <w:br/>
     </w:r>

--- a/tillsyn/A 59481-2025 tillsynsbegäran.docx
+++ b/tillsyn/A 59481-2025 tillsynsbegäran.docx
@@ -1805,7 +1805,7 @@
     <w:r>
       <w:tab/>
       <w:tab/>
-      <w:t>2026-10-05</w:t>
+      <w:t>2026-10-06</w:t>
       <w:br/>
       <w:br/>
     </w:r>

--- a/tillsyn/A 59481-2025 tillsynsbegäran.docx
+++ b/tillsyn/A 59481-2025 tillsynsbegäran.docx
@@ -1805,7 +1805,7 @@
     <w:r>
       <w:tab/>
       <w:tab/>
-      <w:t>2026-10-06</w:t>
+      <w:t>2026-10-07</w:t>
       <w:br/>
       <w:br/>
     </w:r>

--- a/tillsyn/A 59481-2025 tillsynsbegäran.docx
+++ b/tillsyn/A 59481-2025 tillsynsbegäran.docx
@@ -1805,7 +1805,7 @@
     <w:r>
       <w:tab/>
       <w:tab/>
-      <w:t>2026-10-07</w:t>
+      <w:t>2026-10-08</w:t>
       <w:br/>
       <w:br/>
     </w:r>

--- a/tillsyn/A 59481-2025 tillsynsbegäran.docx
+++ b/tillsyn/A 59481-2025 tillsynsbegäran.docx
@@ -1805,7 +1805,7 @@
     <w:r>
       <w:tab/>
       <w:tab/>
-      <w:t>2026-10-08</w:t>
+      <w:t>2026-10-09</w:t>
       <w:br/>
       <w:br/>
     </w:r>

--- a/tillsyn/A 59481-2025 tillsynsbegäran.docx
+++ b/tillsyn/A 59481-2025 tillsynsbegäran.docx
@@ -1805,7 +1805,7 @@
     <w:r>
       <w:tab/>
       <w:tab/>
-      <w:t>2026-10-09</w:t>
+      <w:t>2026-10-10</w:t>
       <w:br/>
       <w:br/>
     </w:r>

--- a/tillsyn/A 59481-2025 tillsynsbegäran.docx
+++ b/tillsyn/A 59481-2025 tillsynsbegäran.docx
@@ -1805,7 +1805,7 @@
     <w:r>
       <w:tab/>
       <w:tab/>
-      <w:t>2026-10-10</w:t>
+      <w:t>2026-10-11</w:t>
       <w:br/>
       <w:br/>
     </w:r>

--- a/tillsyn/A 59481-2025 tillsynsbegäran.docx
+++ b/tillsyn/A 59481-2025 tillsynsbegäran.docx
@@ -1805,7 +1805,7 @@
     <w:r>
       <w:tab/>
       <w:tab/>
-      <w:t>2026-10-11</w:t>
+      <w:t>2026-10-12</w:t>
       <w:br/>
       <w:br/>
     </w:r>

--- a/tillsyn/A 59481-2025 tillsynsbegäran.docx
+++ b/tillsyn/A 59481-2025 tillsynsbegäran.docx
@@ -1805,7 +1805,7 @@
     <w:r>
       <w:tab/>
       <w:tab/>
-      <w:t>2026-10-12</w:t>
+      <w:t>2026-10-13</w:t>
       <w:br/>
       <w:br/>
     </w:r>

--- a/tillsyn/A 59481-2025 tillsynsbegäran.docx
+++ b/tillsyn/A 59481-2025 tillsynsbegäran.docx
@@ -1805,7 +1805,7 @@
     <w:r>
       <w:tab/>
       <w:tab/>
-      <w:t>2026-10-13</w:t>
+      <w:t>2026-10-14</w:t>
       <w:br/>
       <w:br/>
     </w:r>

--- a/tillsyn/A 59481-2025 tillsynsbegäran.docx
+++ b/tillsyn/A 59481-2025 tillsynsbegäran.docx
@@ -1805,7 +1805,7 @@
     <w:r>
       <w:tab/>
       <w:tab/>
-      <w:t>2026-10-14</w:t>
+      <w:t>2026-10-15</w:t>
       <w:br/>
       <w:br/>
     </w:r>

--- a/tillsyn/A 59481-2025 tillsynsbegäran.docx
+++ b/tillsyn/A 59481-2025 tillsynsbegäran.docx
@@ -1805,7 +1805,7 @@
     <w:r>
       <w:tab/>
       <w:tab/>
-      <w:t>2026-10-15</w:t>
+      <w:t>2026-10-16</w:t>
       <w:br/>
       <w:br/>
     </w:r>

--- a/tillsyn/A 59481-2025 tillsynsbegäran.docx
+++ b/tillsyn/A 59481-2025 tillsynsbegäran.docx
@@ -1805,7 +1805,7 @@
     <w:r>
       <w:tab/>
       <w:tab/>
-      <w:t>2026-10-16</w:t>
+      <w:t>2026-10-17</w:t>
       <w:br/>
       <w:br/>
     </w:r>

--- a/tillsyn/A 59481-2025 tillsynsbegäran.docx
+++ b/tillsyn/A 59481-2025 tillsynsbegäran.docx
@@ -1805,7 +1805,7 @@
     <w:r>
       <w:tab/>
       <w:tab/>
-      <w:t>2026-10-17</w:t>
+      <w:t>2026-10-18</w:t>
       <w:br/>
       <w:br/>
     </w:r>

--- a/tillsyn/A 59481-2025 tillsynsbegäran.docx
+++ b/tillsyn/A 59481-2025 tillsynsbegäran.docx
@@ -1805,7 +1805,7 @@
     <w:r>
       <w:tab/>
       <w:tab/>
-      <w:t>2026-10-18</w:t>
+      <w:t>2026-10-19</w:t>
       <w:br/>
       <w:br/>
     </w:r>

--- a/tillsyn/A 59481-2025 tillsynsbegäran.docx
+++ b/tillsyn/A 59481-2025 tillsynsbegäran.docx
@@ -1805,7 +1805,7 @@
     <w:r>
       <w:tab/>
       <w:tab/>
-      <w:t>2026-10-19</w:t>
+      <w:t>2026-10-20</w:t>
       <w:br/>
       <w:br/>
     </w:r>

--- a/tillsyn/A 59481-2025 tillsynsbegäran.docx
+++ b/tillsyn/A 59481-2025 tillsynsbegäran.docx
@@ -1805,7 +1805,7 @@
     <w:r>
       <w:tab/>
       <w:tab/>
-      <w:t>2026-10-20</w:t>
+      <w:t>2026-10-21</w:t>
       <w:br/>
       <w:br/>
     </w:r>

--- a/tillsyn/A 59481-2025 tillsynsbegäran.docx
+++ b/tillsyn/A 59481-2025 tillsynsbegäran.docx
@@ -12,7 +12,7 @@
     </w:p>
     <w:p>
       <w:r>
-        <w:t>Denna tillsynsbegäran behandlar höga naturvärden i avverkningsanmälan A 59481-2025 i Vilhelmina kommun som inkom 2025-11-28 och omfattar 33,1 ha.</w:t>
+        <w:t>Denna tillsynsbegäran behandlar höga naturvärden i avverkningsanmälan A 59481-2025 i Vilhelmina kommun som inkom 2025-11-28 och omfattar 33,5 ha.</w:t>
       </w:r>
     </w:p>
     <w:p>
@@ -60,7 +60,7 @@
         <w:spacing w:after="240"/>
       </w:pPr>
       <w:r>
-        <w:t>Figur 1. Fyndplatser för naturvårdsarter i och inom 22 meter från avverkningsanmälan. Markörer utan svart kant är placerade på fyndplatsen. Markörer med svart kant är placerade vid sidan av fyndplatsen och har ett svart streck som visar fyndplatsens exakta position. Kartans mittpunktskoordinat är N 7235805, E 530464 i SWEREF 99 TM.</w:t>
+        <w:t>Figur 1. Fyndplatser för naturvårdsarter i och inom 22 meter från avverkningsanmälan. Markörer utan svart kant är placerade på fyndplatsen. Markörer med svart kant är placerade vid sidan av fyndplatsen och har ett svart streck som visar fyndplatsens exakta position. Kartans mittpunktskoordinat är N 7235798, E 530464 i SWEREF 99 TM.</w:t>
       </w:r>
     </w:p>
     <w:p>
@@ -1805,7 +1805,7 @@
     <w:r>
       <w:tab/>
       <w:tab/>
-      <w:t>2026-10-21</w:t>
+      <w:t>2026-10-22</w:t>
       <w:br/>
       <w:br/>
     </w:r>

--- a/tillsyn/A 59481-2025 tillsynsbegäran.docx
+++ b/tillsyn/A 59481-2025 tillsynsbegäran.docx
@@ -1805,7 +1805,7 @@
     <w:r>
       <w:tab/>
       <w:tab/>
-      <w:t>2026-10-22</w:t>
+      <w:t>2026-10-23</w:t>
       <w:br/>
       <w:br/>
     </w:r>

--- a/tillsyn/A 59481-2025 tillsynsbegäran.docx
+++ b/tillsyn/A 59481-2025 tillsynsbegäran.docx
@@ -1805,7 +1805,7 @@
     <w:r>
       <w:tab/>
       <w:tab/>
-      <w:t>2026-10-23</w:t>
+      <w:t>2026-10-24</w:t>
       <w:br/>
       <w:br/>
     </w:r>

--- a/tillsyn/A 59481-2025 tillsynsbegäran.docx
+++ b/tillsyn/A 59481-2025 tillsynsbegäran.docx
@@ -1805,7 +1805,7 @@
     <w:r>
       <w:tab/>
       <w:tab/>
-      <w:t>2026-10-24</w:t>
+      <w:t>2026-10-25</w:t>
       <w:br/>
       <w:br/>
     </w:r>

--- a/tillsyn/A 59481-2025 tillsynsbegäran.docx
+++ b/tillsyn/A 59481-2025 tillsynsbegäran.docx
@@ -1805,7 +1805,7 @@
     <w:r>
       <w:tab/>
       <w:tab/>
-      <w:t>2026-10-25</w:t>
+      <w:t>2026-10-26</w:t>
       <w:br/>
       <w:br/>
     </w:r>

--- a/tillsyn/A 59481-2025 tillsynsbegäran.docx
+++ b/tillsyn/A 59481-2025 tillsynsbegäran.docx
@@ -1805,7 +1805,7 @@
     <w:r>
       <w:tab/>
       <w:tab/>
-      <w:t>2026-10-26</w:t>
+      <w:t>2026-10-27</w:t>
       <w:br/>
       <w:br/>
     </w:r>

--- a/tillsyn/A 59481-2025 tillsynsbegäran.docx
+++ b/tillsyn/A 59481-2025 tillsynsbegäran.docx
@@ -1805,7 +1805,7 @@
     <w:r>
       <w:tab/>
       <w:tab/>
-      <w:t>2026-10-27</w:t>
+      <w:t>2026-10-28</w:t>
       <w:br/>
       <w:br/>
     </w:r>

--- a/tillsyn/A 59481-2025 tillsynsbegäran.docx
+++ b/tillsyn/A 59481-2025 tillsynsbegäran.docx
@@ -1805,7 +1805,7 @@
     <w:r>
       <w:tab/>
       <w:tab/>
-      <w:t>2026-10-28</w:t>
+      <w:t>2026-10-29</w:t>
       <w:br/>
       <w:br/>
     </w:r>

--- a/tillsyn/A 59481-2025 tillsynsbegäran.docx
+++ b/tillsyn/A 59481-2025 tillsynsbegäran.docx
@@ -1805,7 +1805,7 @@
     <w:r>
       <w:tab/>
       <w:tab/>
-      <w:t>2026-10-29</w:t>
+      <w:t>2026-10-31</w:t>
       <w:br/>
       <w:br/>
     </w:r>
